--- a/docx/final/27_生存分析与失效概率范围说明.docx
+++ b/docx/final/27_生存分析与失效概率范围说明.docx
@@ -2358,7 +2358,7 @@
                 <w:color w:val="000000"/>
                 <w:sz w:val="21"/>
               </w:rPr>
-              <w:t xml:space="preserve">两篇论文复现、31 个测试、notebook smoke</w:t>
+              <w:t xml:space="preserve">两篇论文复现、39 个全量测试、notebook smoke</w:t>
             </w:r>
           </w:p>
         </w:tc>
